--- a/project/documents/temp/ApplicationDataSheet_NEW2applicantMultipleout.docx
+++ b/project/documents/temp/ApplicationDataSheet_NEW2applicantMultipleout.docx
@@ -2,25 +2,6 @@
 <file path=word/document.xml><?xml version="1.0" encoding="utf-8"?>
 <w:document xmlns:wpc="http://schemas.microsoft.com/office/word/2010/wordprocessingCanvas" xmlns:cx="http://schemas.microsoft.com/office/drawing/2014/chartex" xmlns:cx1="http://schemas.microsoft.com/office/drawing/2015/9/8/chartex" xmlns:cx2="http://schemas.microsoft.com/office/drawing/2015/10/21/chartex" xmlns:cx3="http://schemas.microsoft.com/office/drawing/2016/5/9/chartex" xmlns:cx4="http://schemas.microsoft.com/office/drawing/2016/5/10/chartex" xmlns:cx5="http://schemas.microsoft.com/office/drawing/2016/5/11/chartex" xmlns:cx6="http://schemas.microsoft.com/office/drawing/2016/5/12/chartex" xmlns:cx7="http://schemas.microsoft.com/office/drawing/2016/5/13/chartex" xmlns:cx8="http://schemas.microsoft.com/office/drawing/2016/5/14/chartex" xmlns:mc="http://schemas.openxmlformats.org/markup-compatibility/2006" xmlns:aink="http://schemas.microsoft.com/office/drawing/2016/ink" xmlns:am3d="http://schemas.microsoft.com/office/drawing/2017/model3d" xmlns:o="urn:schemas-microsoft-com:office:office" xmlns:oel="http://schemas.microsoft.com/office/2019/extlst" xmlns:r="http://schemas.openxmlformats.org/officeDocument/2006/relationships" xmlns:m="http://schemas.openxmlformats.org/officeDocument/2006/math" xmlns:v="urn:schemas-microsoft-com:vml" xmlns:wp14="http://schemas.microsoft.com/office/word/2010/wordprocessingDrawing" xmlns:wp="http://schemas.openxmlformats.org/drawingml/2006/wordprocessingDrawing" xmlns:w10="urn:schemas-microsoft-com:office:word" xmlns:w="http://schemas.openxmlformats.org/wordprocessingml/2006/main" xmlns:w14="http://schemas.microsoft.com/office/word/2010/wordml" xmlns:w15="http://schemas.microsoft.com/office/word/2012/wordml" xmlns:w16cex="http://schemas.microsoft.com/office/word/2018/wordml/cex" xmlns:w16cid="http://schemas.microsoft.com/office/word/2016/wordml/cid" xmlns:w16="http://schemas.microsoft.com/office/word/2018/wordml" xmlns:w16sdtdh="http://schemas.microsoft.com/office/word/2020/wordml/sdtdatahash" xmlns:w16se="http://schemas.microsoft.com/office/word/2015/wordml/symex" xmlns:wpg="http://schemas.microsoft.com/office/word/2010/wordprocessingGroup" xmlns:wpi="http://schemas.microsoft.com/office/word/2010/wordprocessingInk" xmlns:wne="http://schemas.microsoft.com/office/word/2006/wordml" xmlns:wps="http://schemas.microsoft.com/office/word/2010/wordprocessingShape" mc:Ignorable="w14 w15 w16se w16cid w16 w16cex w16sdtdh wp14">
   <w:body>
-    <w:p>
-      <w:pPr>
-        <w:spacing w:after="0" w:line="240" w:lineRule="auto"/>
-        <w:ind w:firstLine="180"/>
-        <w:rPr>
-          <w:b/>
-          <w:sz w:val="28"/>
-          <w:szCs w:val="28"/>
-        </w:rPr>
-      </w:pPr>
-      <w:r>
-        <w:rPr>
-          <w:b/>
-          <w:sz w:val="28"/>
-          <w:szCs w:val="28"/>
-        </w:rPr>
-        <w:t>Applicant Information:</w:t>
-      </w:r>
-    </w:p>
     <w:tbl>
       <w:tblPr>
         <w:tblStyle w:val="TableGrid"/>

--- a/project/documents/temp/ApplicationDataSheet_NEW2applicantMultipleout.docx
+++ b/project/documents/temp/ApplicationDataSheet_NEW2applicantMultipleout.docx
@@ -64,7 +64,6 @@
                 <w:sz w:val="24"/>
                 <w:szCs w:val="24"/>
               </w:rPr>
-              <w:t>2</w:t>
             </w:r>
             <w:proofErr w:type="gramStart"/>
             <w:r>
@@ -75,9 +74,7 @@
               </w:rPr>
               <w:t xml:space="preserve">  </w:t>
             </w:r>
-            <w:r>
-              <w:t>The J. David Gladstone Institutes, a testamentary trust established under the Will of J. David Gladstone</w:t>
-            </w:r>
+            <w:r/>
             <w:proofErr w:type="gramEnd"/>
             <w:r/>
           </w:p>
@@ -599,9 +596,7 @@
               </w:rPr>
               <w:t xml:space="preserve">Organization Name:  </w:t>
             </w:r>
-            <w:r>
-              <w:t>The J. David Gladstone Institutes, a testamentary trust established under the Will of J. David Gladstone</w:t>
-            </w:r>
+            <w:r/>
           </w:p>
         </w:tc>
       </w:tr>
@@ -898,9 +893,7 @@
             <w:vAlign w:val="center"/>
           </w:tcPr>
           <w:p>
-            <w:r>
-              <w:t>1650 Owens Street</w:t>
-            </w:r>
+            <w:r/>
           </w:p>
         </w:tc>
       </w:tr>
@@ -974,9 +967,7 @@
             <w:vAlign w:val="center"/>
           </w:tcPr>
           <w:p>
-            <w:r>
-              <w:t>San Francisco</w:t>
-            </w:r>
+            <w:r/>
           </w:p>
         </w:tc>
         <w:tc>
@@ -1008,9 +999,7 @@
             <w:vAlign w:val="center"/>
           </w:tcPr>
           <w:p>
-            <w:r>
-              <w:t>CA</w:t>
-            </w:r>
+            <w:r/>
           </w:p>
         </w:tc>
       </w:tr>
@@ -1046,9 +1035,7 @@
             <w:vAlign w:val="center"/>
           </w:tcPr>
           <w:p>
-            <w:r>
-              <w:t xml:space="preserve">US  </w:t>
-            </w:r>
+            <w:r/>
           </w:p>
         </w:tc>
         <w:tc>
@@ -1078,9 +1065,7 @@
             <w:vAlign w:val="center"/>
           </w:tcPr>
           <w:p>
-            <w:r>
-              <w:t>94158</w:t>
-            </w:r>
+            <w:r/>
           </w:p>
         </w:tc>
       </w:tr>
